--- a/downloads/handouts/Unit 03/Handout 03.10 - Listening Checklist and I-Message Frame.docx
+++ b/downloads/handouts/Unit 03/Handout 03.10 - Listening Checklist and I-Message Frame.docx
@@ -649,9 +649,9 @@
       <w:pPr>
         <w:pStyle w:val="Heading3"/>
       </w:pPr>
-      <w:bookmarkStart w:id="25" w:name="sentence-frame-in-other-languages"/>
-      <w:r>
-        <w:t xml:space="preserve">Sentence frame in other languages</w:t>
+      <w:bookmarkStart w:id="25" w:name="sentence-frame-in-spanish"/>
+      <w:r>
+        <w:t xml:space="preserve">Sentence frame in Spanish</w:t>
       </w:r>
       <w:bookmarkEnd w:id="25"/>
     </w:p>
@@ -662,10 +662,8 @@
         <w:tblLook w:firstRow="1"/>
       </w:tblPr>
       <w:tblGrid>
-        <w:gridCol w:w="1980"/>
-        <w:gridCol w:w="1980"/>
-        <w:gridCol w:w="1980"/>
-        <w:gridCol w:w="1980"/>
+        <w:gridCol w:w="3960"/>
+        <w:gridCol w:w="3960"/>
       </w:tblGrid>
       <w:tr>
         <w:trPr>
@@ -701,40 +699,6 @@
               <w:jc w:val="left"/>
             </w:pPr>
             <w:r>
-              <w:t xml:space="preserve">Turkish</w:t>
-            </w:r>
-          </w:p>
-        </w:tc>
-        <w:tc>
-          <w:tcPr>
-            <w:tcBorders>
-              <w:bottom w:val="single"/>
-            </w:tcBorders>
-            <w:vAlign w:val="bottom"/>
-          </w:tcPr>
-          <w:p>
-            <w:pPr>
-              <w:pStyle w:val="Compact"/>
-              <w:jc w:val="left"/>
-            </w:pPr>
-            <w:r>
-              <w:t xml:space="preserve">Portuguese</w:t>
-            </w:r>
-          </w:p>
-        </w:tc>
-        <w:tc>
-          <w:tcPr>
-            <w:tcBorders>
-              <w:bottom w:val="single"/>
-            </w:tcBorders>
-            <w:vAlign w:val="bottom"/>
-          </w:tcPr>
-          <w:p>
-            <w:pPr>
-              <w:pStyle w:val="Compact"/>
-              <w:jc w:val="left"/>
-            </w:pPr>
-            <w:r>
               <w:t xml:space="preserve">Spanish</w:t>
             </w:r>
           </w:p>
@@ -779,71 +743,6 @@
               <w:jc w:val="left"/>
             </w:pPr>
             <w:r>
-              <w:t xml:space="preserve">___ olduğunda ___ hissediyorum çünkü</w:t>
-            </w:r>
-            <w:r>
-              <w:t xml:space="preserve"> </w:t>
-            </w:r>
-            <w:r>
-              <w:rPr>
-                <w:i/>
-                <w:b/>
-              </w:rPr>
-              <w:t xml:space="preserve">, ve</w:t>
-            </w:r>
-            <w:r>
-              <w:rPr>
-                <w:i/>
-                <w:b/>
-              </w:rPr>
-              <w:t xml:space="preserve"> </w:t>
-            </w:r>
-            <w:r>
-              <w:t xml:space="preserve"> </w:t>
-            </w:r>
-            <w:r>
-              <w:t xml:space="preserve">ihtiyacım var.</w:t>
-            </w:r>
-          </w:p>
-        </w:tc>
-        <w:tc>
-          <w:p>
-            <w:pPr>
-              <w:pStyle w:val="Compact"/>
-              <w:jc w:val="left"/>
-            </w:pPr>
-            <w:r>
-              <w:t xml:space="preserve">Eu me sinto ___ quando ___ porque</w:t>
-            </w:r>
-            <w:r>
-              <w:t xml:space="preserve"> </w:t>
-            </w:r>
-            <w:r>
-              <w:rPr>
-                <w:i/>
-                <w:b/>
-              </w:rPr>
-              <w:t xml:space="preserve">, e eu preciso de</w:t>
-            </w:r>
-            <w:r>
-              <w:rPr>
-                <w:i/>
-                <w:b/>
-              </w:rPr>
-              <w:t xml:space="preserve"> </w:t>
-            </w:r>
-            <w:r>
-              <w:t xml:space="preserve">.</w:t>
-            </w:r>
-          </w:p>
-        </w:tc>
-        <w:tc>
-          <w:p>
-            <w:pPr>
-              <w:pStyle w:val="Compact"/>
-              <w:jc w:val="left"/>
-            </w:pPr>
-            <w:r>
               <w:t xml:space="preserve">Me siento ___ cuando ___ porque</w:t>
             </w:r>
             <w:r>
@@ -878,28 +777,6 @@
             </w:pPr>
             <w:r>
               <w:t xml:space="preserve">So you are saying ___.</w:t>
-            </w:r>
-          </w:p>
-        </w:tc>
-        <w:tc>
-          <w:p>
-            <w:pPr>
-              <w:pStyle w:val="Compact"/>
-              <w:jc w:val="left"/>
-            </w:pPr>
-            <w:r>
-              <w:t xml:space="preserve">Yani ___ diyorsun.</w:t>
-            </w:r>
-          </w:p>
-        </w:tc>
-        <w:tc>
-          <w:p>
-            <w:pPr>
-              <w:pStyle w:val="Compact"/>
-              <w:jc w:val="left"/>
-            </w:pPr>
-            <w:r>
-              <w:t xml:space="preserve">Então você está dizendo que ___.</w:t>
             </w:r>
           </w:p>
         </w:tc>

--- a/downloads/handouts/Unit 03/Handout 03.10 - Listening Checklist and I-Message Frame.docx
+++ b/downloads/handouts/Unit 03/Handout 03.10 - Listening Checklist and I-Message Frame.docx
@@ -52,7 +52,7 @@
         <w:pStyle w:val="FirstParagraph"/>
       </w:pPr>
       <w:r>
-        <w:t xml:space="preserve">Rules: the describer holds the card so the drawer cannot see it and describes it in words only. The drawer draws on scrap paper. For the first 45 seconds, the drawer may not ask any questions. When the teacher says</w:t>
+        <w:t xml:space="preserve">Rules: one partner is the describer, and one is the drawer. The describer holds the card so the drawer cannot see it. The describer tells what is on the card in words only. The drawer draws it on scrap paper. For the first 45 seconds, the drawer may not ask any questions. When the teacher says</w:t>
       </w:r>
       <w:r>
         <w:t xml:space="preserve"> </w:t>
@@ -70,7 +70,7 @@
         <w:t xml:space="preserve"> </w:t>
       </w:r>
       <w:r>
-        <w:t xml:space="preserve">the drawer may ask. Two minutes total. Then compare.</w:t>
+        <w:t xml:space="preserve">the drawer may ask. The round is 2 minutes total. Then compare the drawing to the card.</w:t>
       </w:r>
     </w:p>
     <w:p>
@@ -808,7 +808,7 @@
         <w:pStyle w:val="FirstParagraph"/>
       </w:pPr>
       <w:r>
-        <w:t xml:space="preserve">Pick a you-statement from the list. Rewrite it as an I-message below. Say it to your partner. Your partner listens with all four moves and answers with a restate and one question. Check off the moves your partner used. Then switch.</w:t>
+        <w:t xml:space="preserve">Pick a you-statement from the list. Rewrite it as an I-message below. Say it to your partner. Your partner listens with all four moves. Then your partner answers with a restate and one question. Check off the moves your partner used. Then switch roles.</w:t>
       </w:r>
     </w:p>
     <w:p>
@@ -816,7 +816,7 @@
         <w:pStyle w:val="BodyText"/>
       </w:pPr>
       <w:r>
-        <w:t xml:space="preserve">You-statements (1 to 5 for everyone; 6 to 7 next; 8 to 10 are the stretch):</w:t>
+        <w:t xml:space="preserve">You-statements (1 to 5 for everyone; 6 and 7 next; 8 to 10 are the stretch):</w:t>
       </w:r>
     </w:p>
     <w:p>
